--- a/downloads/teacher/05 Materials/Unit 01/Handouts/Handout 01.13 - Nacho Label Math.docx
+++ b/downloads/teacher/05 Materials/Unit 01/Handouts/Handout 01.13 - Nacho Label Math.docx
@@ -106,15 +106,6 @@
           <w:b/>
         </w:rPr>
         <w:t xml:space="preserve">Use the numbers on the real packages if they are different, and cross these out.</w:t>
-      </w:r>
-      <w:r>
-        <w:t xml:space="preserve"> </w:t>
-      </w:r>
-      <w:r>
-        <w:rPr>
-          <w:rStyle w:val="TeacherNote"/>
-        </w:rPr>
-        <w:t xml:space="preserve">[Sal: replace with the numbers from the packages you buy.]</w:t>
       </w:r>
     </w:p>
     <w:p>
@@ -534,15 +525,6 @@
       <w:r>
         <w:t xml:space="preserve">Serving size 1/2 cup (125 g). Servings per container about 3.5. Calories 60. Total fat 1 g (1%). Sodium 200 mg (9%). Total carbohydrate 13 g (5%). Dietary fiber 2 g (7%). Total sugars 5 g. Added sugars 0 g. Protein 2 g. Ingredients: corn, water, salt.</w:t>
       </w:r>
-      <w:r>
-        <w:t xml:space="preserve"> </w:t>
-      </w:r>
-      <w:r>
-        <w:rPr>
-          <w:rStyle w:val="TeacherNote"/>
-        </w:rPr>
-        <w:t xml:space="preserve">[Sal: many canned corns list sugar; check the can and change the added sugars line if yours does.]</w:t>
-      </w:r>
     </w:p>
     <w:p>
       <w:pPr>
@@ -829,7 +811,7 @@
         <w:t xml:space="preserve"> </w:t>
       </w:r>
       <w:r>
-        <w:t xml:space="preserve">Sometimes is the defensible answer: one snack is almost a third of a day’s sodium, and it has 7 servings of chips in the pan. A student who argues</w:t>
+        <w:t xml:space="preserve">Sometimes is the defensible answer: one snack is almost a third of a day’s sodium, and it has 13 servings of chips in the pan. A student who argues</w:t>
       </w:r>
       <w:r>
         <w:t xml:space="preserve"> </w:t>
